--- a/pr-preview/pr-33/demo-shortcode.docx
+++ b/pr-preview/pr-33/demo-shortcode.docx
@@ -15,162 +15,408 @@
         <w:pStyle w:val="FirstParagraph"/>
       </w:pPr>
       <w:r>
-        <w:t xml:space="preserve">This page demonstrates the include-shortcode strategy for loading macros.</w:t>
-      </w:r>
-      <w:r>
-        <w:t xml:space="preserve"> </w:t>
-      </w:r>
-      <w:r>
-        <w:t xml:space="preserve">The YAML front matter of this file includes:</w:t>
+        <w:t xml:space="preserve">This page demonstrates the</w:t>
+      </w:r>
+      <w:r>
+        <w:t xml:space="preserve"> </w:t>
+      </w:r>
+      <w:hyperlink r:id="rId9">
+        <w:r>
+          <w:rPr>
+            <w:rStyle w:val="VerbatimChar"/>
+          </w:rPr>
+          <w:t xml:space="preserve">include</w:t>
+        </w:r>
+        <w:r>
+          <w:rPr>
+            <w:rStyle w:val="Hyperlink"/>
+          </w:rPr>
+          <w:t xml:space="preserve"> </w:t>
+        </w:r>
+        <w:r>
+          <w:rPr>
+            <w:rStyle w:val="Hyperlink"/>
+          </w:rPr>
+          <w:t xml:space="preserve">shortcode</w:t>
+        </w:r>
+      </w:hyperlink>
+      <w:r>
+        <w:t xml:space="preserve"> </w:t>
+      </w:r>
+      <w:r>
+        <w:t xml:space="preserve">strategy for loading macros into a Quarto document.</w:t>
       </w:r>
     </w:p>
     <w:p>
       <w:pPr>
-        <w:pStyle w:val="SourceCode"/>
+        <w:pStyle w:val="BodyText"/>
       </w:pPr>
       <w:r>
-        <w:rPr>
-          <w:rStyle w:val="FunctionTok"/>
-        </w:rPr>
-        <w:t xml:space="preserve">format</w:t>
-      </w:r>
-      <w:r>
-        <w:rPr>
-          <w:rStyle w:val="KeywordTok"/>
-        </w:rPr>
-        <w:t xml:space="preserve">:</w:t>
-      </w:r>
-      <w:r>
-        <w:br/>
-      </w:r>
-      <w:r>
-        <w:rPr>
-          <w:rStyle w:val="AttributeTok"/>
-        </w:rPr>
-        <w:t xml:space="preserve">  </w:t>
-      </w:r>
-      <w:r>
-        <w:rPr>
-          <w:rStyle w:val="FunctionTok"/>
-        </w:rPr>
-        <w:t xml:space="preserve">html</w:t>
-      </w:r>
-      <w:r>
-        <w:rPr>
-          <w:rStyle w:val="KeywordTok"/>
-        </w:rPr>
-        <w:t xml:space="preserve">:</w:t>
-      </w:r>
-      <w:r>
-        <w:rPr>
-          <w:rStyle w:val="AttributeTok"/>
-        </w:rPr>
-        <w:t xml:space="preserve"> default</w:t>
-      </w:r>
-      <w:r>
-        <w:br/>
-      </w:r>
-      <w:r>
-        <w:rPr>
-          <w:rStyle w:val="AttributeTok"/>
-        </w:rPr>
-        <w:t xml:space="preserve">  </w:t>
-      </w:r>
-      <w:r>
-        <w:rPr>
-          <w:rStyle w:val="FunctionTok"/>
-        </w:rPr>
-        <w:t xml:space="preserve">pdf</w:t>
-      </w:r>
-      <w:r>
-        <w:rPr>
-          <w:rStyle w:val="KeywordTok"/>
-        </w:rPr>
-        <w:t xml:space="preserve">:</w:t>
-      </w:r>
-      <w:r>
-        <w:rPr>
-          <w:rStyle w:val="AttributeTok"/>
-        </w:rPr>
-        <w:t xml:space="preserve"> default</w:t>
-      </w:r>
-      <w:r>
-        <w:br/>
-      </w:r>
-      <w:r>
-        <w:rPr>
-          <w:rStyle w:val="AttributeTok"/>
-        </w:rPr>
-        <w:t xml:space="preserve">  </w:t>
-      </w:r>
-      <w:r>
-        <w:rPr>
-          <w:rStyle w:val="FunctionTok"/>
-        </w:rPr>
-        <w:t xml:space="preserve">revealjs</w:t>
-      </w:r>
-      <w:r>
-        <w:rPr>
-          <w:rStyle w:val="KeywordTok"/>
-        </w:rPr>
-        <w:t xml:space="preserve">:</w:t>
-      </w:r>
-      <w:r>
-        <w:br/>
-      </w:r>
-      <w:r>
-        <w:rPr>
-          <w:rStyle w:val="AttributeTok"/>
-        </w:rPr>
-        <w:t xml:space="preserve">    </w:t>
-      </w:r>
-      <w:r>
-        <w:rPr>
-          <w:rStyle w:val="FunctionTok"/>
-        </w:rPr>
-        <w:t xml:space="preserve">output-file</w:t>
-      </w:r>
-      <w:r>
-        <w:rPr>
-          <w:rStyle w:val="KeywordTok"/>
-        </w:rPr>
-        <w:t xml:space="preserve">:</w:t>
-      </w:r>
-      <w:r>
-        <w:rPr>
-          <w:rStyle w:val="AttributeTok"/>
-        </w:rPr>
-        <w:t xml:space="preserve"> demo-shortcode-slides.html</w:t>
-      </w:r>
-      <w:r>
-        <w:br/>
-      </w:r>
-      <w:r>
-        <w:rPr>
-          <w:rStyle w:val="AttributeTok"/>
-        </w:rPr>
-        <w:t xml:space="preserve">  </w:t>
-      </w:r>
-      <w:r>
-        <w:rPr>
-          <w:rStyle w:val="FunctionTok"/>
-        </w:rPr>
-        <w:t xml:space="preserve">docx</w:t>
-      </w:r>
-      <w:r>
-        <w:rPr>
-          <w:rStyle w:val="KeywordTok"/>
-        </w:rPr>
-        <w:t xml:space="preserve">:</w:t>
-      </w:r>
-      <w:r>
-        <w:rPr>
-          <w:rStyle w:val="AttributeTok"/>
-        </w:rPr>
-        <w:t xml:space="preserve"> default</w:t>
+        <w:t xml:space="preserve">The</w:t>
+      </w:r>
+      <w:r>
+        <w:t xml:space="preserve"> </w:t>
+      </w:r>
+      <w:r>
+        <w:rPr>
+          <w:rStyle w:val="VerbatimChar"/>
+        </w:rPr>
+        <w:t xml:space="preserve">{{&lt; include macros.qmd &gt;}}</w:t>
+      </w:r>
+      <w:r>
+        <w:t xml:space="preserve"> </w:t>
+      </w:r>
+      <w:r>
+        <w:t xml:space="preserve">shortcode at the top of this file embeds the entire contents of</w:t>
+      </w:r>
+      <w:r>
+        <w:t xml:space="preserve"> </w:t>
+      </w:r>
+      <w:r>
+        <w:rPr>
+          <w:rStyle w:val="VerbatimChar"/>
+        </w:rPr>
+        <w:t xml:space="preserve">macros.qmd</w:t>
+      </w:r>
+      <w:r>
+        <w:t xml:space="preserve"> </w:t>
+      </w:r>
+      <w:r>
+        <w:t xml:space="preserve">inline at that point. Since</w:t>
+      </w:r>
+      <w:r>
+        <w:t xml:space="preserve"> </w:t>
+      </w:r>
+      <w:r>
+        <w:rPr>
+          <w:rStyle w:val="VerbatimChar"/>
+        </w:rPr>
+        <w:t xml:space="preserve">macros.qmd</w:t>
+      </w:r>
+      <w:r>
+        <w:t xml:space="preserve"> </w:t>
+      </w:r>
+      <w:r>
+        <w:t xml:space="preserve">contains only raw LaTeX macro definitions (</w:t>
+      </w:r>
+      <w:r>
+        <w:rPr>
+          <w:rStyle w:val="VerbatimChar"/>
+        </w:rPr>
+        <w:t xml:space="preserve">\def</w:t>
+      </w:r>
+      <w:r>
+        <w:t xml:space="preserve">,</w:t>
+      </w:r>
+      <w:r>
+        <w:t xml:space="preserve"> </w:t>
+      </w:r>
+      <w:r>
+        <w:rPr>
+          <w:rStyle w:val="VerbatimChar"/>
+        </w:rPr>
+        <w:t xml:space="preserve">\providecommand</w:t>
+      </w:r>
+      <w:r>
+        <w:t xml:space="preserve">, etc.), Quarto passes them through as raw LaTeX for PDF output (where they are processed inline in the document body as LaTeX commands) and as math for HTML/RevealJS output (where they are processed by MathJax).</w:t>
       </w:r>
     </w:p>
-    <w:bookmarkStart w:id="9" w:name="example-math"/>
+    <w:p>
+      <w:pPr>
+        <w:pStyle w:val="BlockText"/>
+      </w:pPr>
+      <w:r>
+        <w:rPr>
+          <w:b/>
+          <w:bCs/>
+        </w:rPr>
+        <w:t xml:space="preserve">Note:</w:t>
+      </w:r>
+      <w:r>
+        <w:t xml:space="preserve"> </w:t>
+      </w:r>
+      <w:r>
+        <w:t xml:space="preserve">This demo uses</w:t>
+      </w:r>
+      <w:r>
+        <w:t xml:space="preserve"> </w:t>
+      </w:r>
+      <w:r>
+        <w:rPr>
+          <w:rStyle w:val="VerbatimChar"/>
+        </w:rPr>
+        <w:t xml:space="preserve">macros.qmd</w:t>
+      </w:r>
+      <w:r>
+        <w:t xml:space="preserve"> </w:t>
+      </w:r>
+      <w:r>
+        <w:t xml:space="preserve">directly (same directory). When using this repository as a submodule, use</w:t>
+      </w:r>
+      <w:r>
+        <w:t xml:space="preserve"> </w:t>
+      </w:r>
+      <w:r>
+        <w:rPr>
+          <w:rStyle w:val="VerbatimChar"/>
+        </w:rPr>
+        <w:t xml:space="preserve">macros/macros.qmd</w:t>
+      </w:r>
+      <w:r>
+        <w:t xml:space="preserve"> </w:t>
+      </w:r>
+      <w:r>
+        <w:t xml:space="preserve">instead.</w:t>
+      </w:r>
+    </w:p>
+    <w:p>
+      <w:pPr>
+        <w:pStyle w:val="BlockText"/>
+      </w:pPr>
+      <w:r>
+        <w:rPr>
+          <w:b/>
+          <w:bCs/>
+        </w:rPr>
+        <w:t xml:space="preserve">Note (MathJax limitations):</w:t>
+      </w:r>
+      <w:r>
+        <w:t xml:space="preserve"> </w:t>
+      </w:r>
+      <w:hyperlink r:id="rId10">
+        <w:r>
+          <w:rPr>
+            <w:rStyle w:val="Hyperlink"/>
+          </w:rPr>
+          <w:t xml:space="preserve">Quarto’s MathJax integration</w:t>
+        </w:r>
+      </w:hyperlink>
+      <w:r>
+        <w:t xml:space="preserve"> </w:t>
+      </w:r>
+      <w:r>
+        <w:t xml:space="preserve">supports</w:t>
+      </w:r>
+      <w:r>
+        <w:t xml:space="preserve"> </w:t>
+      </w:r>
+      <w:r>
+        <w:rPr>
+          <w:rStyle w:val="VerbatimChar"/>
+        </w:rPr>
+        <w:t xml:space="preserve">\def</w:t>
+      </w:r>
+      <w:r>
+        <w:t xml:space="preserve">,</w:t>
+      </w:r>
+      <w:r>
+        <w:t xml:space="preserve"> </w:t>
+      </w:r>
+      <w:r>
+        <w:rPr>
+          <w:rStyle w:val="VerbatimChar"/>
+        </w:rPr>
+        <w:t xml:space="preserve">\newcommand</w:t>
+      </w:r>
+      <w:r>
+        <w:t xml:space="preserve">,</w:t>
+      </w:r>
+      <w:r>
+        <w:t xml:space="preserve"> </w:t>
+      </w:r>
+      <w:r>
+        <w:rPr>
+          <w:rStyle w:val="VerbatimChar"/>
+        </w:rPr>
+        <w:t xml:space="preserve">\renewcommand</w:t>
+      </w:r>
+      <w:r>
+        <w:t xml:space="preserve">,</w:t>
+      </w:r>
+      <w:r>
+        <w:t xml:space="preserve"> </w:t>
+      </w:r>
+      <w:r>
+        <w:rPr>
+          <w:rStyle w:val="VerbatimChar"/>
+        </w:rPr>
+        <w:t xml:space="preserve">\newenvironment</w:t>
+      </w:r>
+      <w:r>
+        <w:t xml:space="preserve">,</w:t>
+      </w:r>
+      <w:r>
+        <w:t xml:space="preserve"> </w:t>
+      </w:r>
+      <w:r>
+        <w:rPr>
+          <w:rStyle w:val="VerbatimChar"/>
+        </w:rPr>
+        <w:t xml:space="preserve">\renewenvironment</w:t>
+      </w:r>
+      <w:r>
+        <w:t xml:space="preserve">, and</w:t>
+      </w:r>
+      <w:r>
+        <w:t xml:space="preserve"> </w:t>
+      </w:r>
+      <w:r>
+        <w:rPr>
+          <w:rStyle w:val="VerbatimChar"/>
+        </w:rPr>
+        <w:t xml:space="preserve">\let</w:t>
+      </w:r>
+      <w:r>
+        <w:t xml:space="preserve"> </w:t>
+      </w:r>
+      <w:r>
+        <w:t xml:space="preserve">— but</w:t>
+      </w:r>
+      <w:r>
+        <w:t xml:space="preserve"> </w:t>
+      </w:r>
+      <w:r>
+        <w:rPr>
+          <w:b/>
+          <w:bCs/>
+        </w:rPr>
+        <w:t xml:space="preserve">not</w:t>
+      </w:r>
+      <w:r>
+        <w:t xml:space="preserve"> </w:t>
+      </w:r>
+      <w:r>
+        <w:rPr>
+          <w:rStyle w:val="VerbatimChar"/>
+        </w:rPr>
+        <w:t xml:space="preserve">\providecommand</w:t>
+      </w:r>
+      <w:r>
+        <w:t xml:space="preserve">. Since</w:t>
+      </w:r>
+      <w:r>
+        <w:t xml:space="preserve"> </w:t>
+      </w:r>
+      <w:r>
+        <w:rPr>
+          <w:rStyle w:val="VerbatimChar"/>
+        </w:rPr>
+        <w:t xml:space="preserve">macros.qmd</w:t>
+      </w:r>
+      <w:r>
+        <w:t xml:space="preserve"> </w:t>
+      </w:r>
+      <w:r>
+        <w:t xml:space="preserve">uses</w:t>
+      </w:r>
+      <w:r>
+        <w:t xml:space="preserve"> </w:t>
+      </w:r>
+      <w:r>
+        <w:rPr>
+          <w:rStyle w:val="VerbatimChar"/>
+        </w:rPr>
+        <w:t xml:space="preserve">\providecommand</w:t>
+      </w:r>
+      <w:r>
+        <w:t xml:space="preserve"> </w:t>
+      </w:r>
+      <w:r>
+        <w:t xml:space="preserve">for many definitions, those macros are silently ignored for HTML/RevealJS output. The example table below uses only</w:t>
+      </w:r>
+      <w:r>
+        <w:t xml:space="preserve"> </w:t>
+      </w:r>
+      <w:r>
+        <w:rPr>
+          <w:rStyle w:val="VerbatimChar"/>
+        </w:rPr>
+        <w:t xml:space="preserve">\def</w:t>
+      </w:r>
+      <w:r>
+        <w:t xml:space="preserve">-based macros, which render correctly in all formats.</w:t>
+      </w:r>
+    </w:p>
+    <w:p>
+      <w:pPr>
+        <w:pStyle w:val="BlockText"/>
+      </w:pPr>
+      <w:r>
+        <w:rPr>
+          <w:b/>
+          <w:bCs/>
+        </w:rPr>
+        <w:t xml:space="preserve">Note (RevealJS blank slide):</w:t>
+      </w:r>
+      <w:r>
+        <w:t xml:space="preserve"> </w:t>
+      </w:r>
+      <w:r>
+        <w:t xml:space="preserve">Content placed before the first</w:t>
+      </w:r>
+      <w:r>
+        <w:t xml:space="preserve"> </w:t>
+      </w:r>
+      <w:r>
+        <w:rPr>
+          <w:rStyle w:val="VerbatimChar"/>
+        </w:rPr>
+        <w:t xml:space="preserve">##</w:t>
+      </w:r>
+      <w:r>
+        <w:t xml:space="preserve"> </w:t>
+      </w:r>
+      <w:r>
+        <w:t xml:space="preserve">heading in RevealJS output becomes a blank title slide. Since the include shortcode is at the top of this file, RevealJS may show a blank slide before the first section. This is a</w:t>
+      </w:r>
+      <w:r>
+        <w:t xml:space="preserve"> </w:t>
+      </w:r>
+      <w:hyperlink r:id="rId11">
+        <w:r>
+          <w:rPr>
+            <w:rStyle w:val="Hyperlink"/>
+          </w:rPr>
+          <w:t xml:space="preserve">known limitation</w:t>
+        </w:r>
+      </w:hyperlink>
+      <w:r>
+        <w:t xml:space="preserve"> </w:t>
+      </w:r>
+      <w:r>
+        <w:t xml:space="preserve">of the shortcode approach for RevealJS. For RevealJS without a blank slide, use the</w:t>
+      </w:r>
+      <w:r>
+        <w:t xml:space="preserve"> </w:t>
+      </w:r>
+      <w:hyperlink r:id="rId12">
+        <w:r>
+          <w:rPr>
+            <w:rStyle w:val="VerbatimChar"/>
+          </w:rPr>
+          <w:t xml:space="preserve">include-in-header</w:t>
+        </w:r>
+        <w:r>
+          <w:rPr>
+            <w:rStyle w:val="Hyperlink"/>
+          </w:rPr>
+          <w:t xml:space="preserve"> </w:t>
+        </w:r>
+        <w:r>
+          <w:rPr>
+            <w:rStyle w:val="Hyperlink"/>
+          </w:rPr>
+          <w:t xml:space="preserve">strategy</w:t>
+        </w:r>
+      </w:hyperlink>
+      <w:r>
+        <w:t xml:space="preserve"> </w:t>
+      </w:r>
+      <w:r>
+        <w:t xml:space="preserve">instead.</w:t>
+      </w:r>
+    </w:p>
+    <w:bookmarkStart w:id="13" w:name="example-math"/>
     <w:p>
       <w:pPr>
         <w:pStyle w:val="Heading2"/>
@@ -211,7 +457,46 @@
         <w:t xml:space="preserve">macros.qmd</w:t>
       </w:r>
       <w:r>
-        <w:t xml:space="preserve">, which work in all output formats that support MathJax or LaTeX:</w:t>
+        <w:t xml:space="preserve">. These</w:t>
+      </w:r>
+      <w:r>
+        <w:t xml:space="preserve"> </w:t>
+      </w:r>
+      <w:r>
+        <w:rPr>
+          <w:rStyle w:val="VerbatimChar"/>
+        </w:rPr>
+        <w:t xml:space="preserve">\def</w:t>
+      </w:r>
+      <w:r>
+        <w:t xml:space="preserve">-based macros work across all output formats — note that</w:t>
+      </w:r>
+      <w:r>
+        <w:t xml:space="preserve"> </w:t>
+      </w:r>
+      <w:r>
+        <w:rPr>
+          <w:rStyle w:val="VerbatimChar"/>
+        </w:rPr>
+        <w:t xml:space="preserve">\providecommand</w:t>
+      </w:r>
+      <w:r>
+        <w:t xml:space="preserve">-based macros from</w:t>
+      </w:r>
+      <w:r>
+        <w:t xml:space="preserve"> </w:t>
+      </w:r>
+      <w:r>
+        <w:rPr>
+          <w:rStyle w:val="VerbatimChar"/>
+        </w:rPr>
+        <w:t xml:space="preserve">macros.qmd</w:t>
+      </w:r>
+      <w:r>
+        <w:t xml:space="preserve"> </w:t>
+      </w:r>
+      <w:r>
+        <w:t xml:space="preserve">are silently ignored for HTML/RevealJS as noted above:</w:t>
       </w:r>
     </w:p>
     <w:tbl>
@@ -775,7 +1060,7 @@
         </w:tc>
       </w:tr>
     </w:tbl>
-    <w:bookmarkEnd w:id="9"/>
+    <w:bookmarkEnd w:id="13"/>
     <w:sectPr>
       <w:footnotePr>
         <w:numRestart w:val="eachSect"/>

--- a/pr-preview/pr-33/demo-shortcode.docx
+++ b/pr-preview/pr-33/demo-shortcode.docx
@@ -118,7 +118,7 @@
         <w:t xml:space="preserve">\providecommand</w:t>
       </w:r>
       <w:r>
-        <w:t xml:space="preserve">, etc.), Quarto passes them through as raw LaTeX for PDF output (where they are processed inline in the document body as LaTeX commands) and as math for HTML/RevealJS output (where they are processed by MathJax).</w:t>
+        <w:t xml:space="preserve">, etc.), Quarto passes them through as raw LaTeX for PDF output (where they become preamble-style definitions in the document body) and as math for HTML/RevealJS output (where they are processed by MathJax).</w:t>
       </w:r>
     </w:p>
     <w:p>
@@ -457,46 +457,7 @@
         <w:t xml:space="preserve">macros.qmd</w:t>
       </w:r>
       <w:r>
-        <w:t xml:space="preserve">. These</w:t>
-      </w:r>
-      <w:r>
-        <w:t xml:space="preserve"> </w:t>
-      </w:r>
-      <w:r>
-        <w:rPr>
-          <w:rStyle w:val="VerbatimChar"/>
-        </w:rPr>
-        <w:t xml:space="preserve">\def</w:t>
-      </w:r>
-      <w:r>
-        <w:t xml:space="preserve">-based macros work across all output formats — note that</w:t>
-      </w:r>
-      <w:r>
-        <w:t xml:space="preserve"> </w:t>
-      </w:r>
-      <w:r>
-        <w:rPr>
-          <w:rStyle w:val="VerbatimChar"/>
-        </w:rPr>
-        <w:t xml:space="preserve">\providecommand</w:t>
-      </w:r>
-      <w:r>
-        <w:t xml:space="preserve">-based macros from</w:t>
-      </w:r>
-      <w:r>
-        <w:t xml:space="preserve"> </w:t>
-      </w:r>
-      <w:r>
-        <w:rPr>
-          <w:rStyle w:val="VerbatimChar"/>
-        </w:rPr>
-        <w:t xml:space="preserve">macros.qmd</w:t>
-      </w:r>
-      <w:r>
-        <w:t xml:space="preserve"> </w:t>
-      </w:r>
-      <w:r>
-        <w:t xml:space="preserve">are silently ignored for HTML/RevealJS as noted above:</w:t>
+        <w:t xml:space="preserve">, which work in all output formats:</w:t>
       </w:r>
     </w:p>
     <w:tbl>

--- a/pr-preview/pr-33/demo-shortcode.docx
+++ b/pr-preview/pr-33/demo-shortcode.docx
@@ -118,7 +118,7 @@
         <w:t xml:space="preserve">\providecommand</w:t>
       </w:r>
       <w:r>
-        <w:t xml:space="preserve">, etc.), Quarto passes them through as raw LaTeX for PDF output (where they become preamble-style definitions in the document body) and as math for HTML/RevealJS output (where they are processed by MathJax).</w:t>
+        <w:t xml:space="preserve">, etc.), Quarto passes them through as raw LaTeX for PDF output (where they are processed inline in the document body as LaTeX commands) and as math for HTML/RevealJS output (where they are processed by MathJax).</w:t>
       </w:r>
     </w:p>
     <w:p>
@@ -335,6 +335,330 @@
       </w:r>
       <w:r>
         <w:t xml:space="preserve">-based macros, which render correctly in all formats.</w:t>
+      </w:r>
+    </w:p>
+    <w:bookmarkStart w:id="13" w:name="X0465e530a814a9d3ba699384e36576fe6b372bf"/>
+    <w:p>
+      <w:pPr>
+        <w:pStyle w:val="Heading3"/>
+      </w:pPr>
+      <w:r>
+        <w:t xml:space="preserve">Proof that</w:t>
+      </w:r>
+      <w:r>
+        <w:t xml:space="preserve"> </w:t>
+      </w:r>
+      <w:r>
+        <w:rPr>
+          <w:rStyle w:val="VerbatimChar"/>
+        </w:rPr>
+        <w:t xml:space="preserve">\providecommand</w:t>
+      </w:r>
+      <w:r>
+        <w:t xml:space="preserve"> </w:t>
+      </w:r>
+      <w:r>
+        <w:t xml:space="preserve">is ignored in HTML/RevealJS</w:t>
+      </w:r>
+    </w:p>
+    <w:p>
+      <w:pPr>
+        <w:pStyle w:val="FirstParagraph"/>
+      </w:pPr>
+      <w:r>
+        <w:t xml:space="preserve">The macro</w:t>
+      </w:r>
+      <w:r>
+        <w:t xml:space="preserve"> </w:t>
+      </w:r>
+      <w:r>
+        <w:rPr>
+          <w:rStyle w:val="VerbatimChar"/>
+        </w:rPr>
+        <w:t xml:space="preserve">\floor</w:t>
+      </w:r>
+      <w:r>
+        <w:t xml:space="preserve"> </w:t>
+      </w:r>
+      <w:r>
+        <w:t xml:space="preserve">in</w:t>
+      </w:r>
+      <w:r>
+        <w:t xml:space="preserve"> </w:t>
+      </w:r>
+      <w:r>
+        <w:rPr>
+          <w:rStyle w:val="VerbatimChar"/>
+        </w:rPr>
+        <w:t xml:space="preserve">macros.qmd</w:t>
+      </w:r>
+      <w:r>
+        <w:t xml:space="preserve"> </w:t>
+      </w:r>
+      <w:r>
+        <w:t xml:space="preserve">is defined with</w:t>
+      </w:r>
+      <w:r>
+        <w:t xml:space="preserve"> </w:t>
+      </w:r>
+      <w:r>
+        <w:rPr>
+          <w:rStyle w:val="VerbatimChar"/>
+        </w:rPr>
+        <w:t xml:space="preserve">\providecommand</w:t>
+      </w:r>
+      <w:r>
+        <w:t xml:space="preserve">. Compare this with a</w:t>
+      </w:r>
+      <w:r>
+        <w:t xml:space="preserve"> </w:t>
+      </w:r>
+      <w:r>
+        <w:rPr>
+          <w:rStyle w:val="VerbatimChar"/>
+        </w:rPr>
+        <w:t xml:space="preserve">\def</w:t>
+      </w:r>
+      <w:r>
+        <w:t xml:space="preserve"> </w:t>
+      </w:r>
+      <w:r>
+        <w:t xml:space="preserve">macro:</w:t>
+      </w:r>
+    </w:p>
+    <w:tbl>
+      <w:tblPr>
+        <w:tblStyle w:val="Table"/>
+        <w:tblW w:type="auto" w:w="0"/>
+        <w:tblLook w:firstRow="1" w:lastRow="0" w:firstColumn="0" w:lastColumn="0" w:noHBand="0" w:noVBand="0" w:val="0020"/>
+      </w:tblPr>
+      <w:tblGrid>
+        <w:gridCol w:w="2640"/>
+        <w:gridCol w:w="2640"/>
+        <w:gridCol w:w="2640"/>
+      </w:tblGrid>
+      <w:tr>
+        <w:trPr>
+          <w:tblHeader w:val="on"/>
+        </w:trPr>
+        <w:tc>
+          <w:tcPr/>
+          <w:p>
+            <w:pPr>
+              <w:pStyle w:val="Compact"/>
+            </w:pPr>
+            <w:r>
+              <w:t xml:space="preserve">Macro type</w:t>
+            </w:r>
+          </w:p>
+        </w:tc>
+        <w:tc>
+          <w:tcPr/>
+          <w:p>
+            <w:pPr>
+              <w:pStyle w:val="Compact"/>
+            </w:pPr>
+            <w:r>
+              <w:t xml:space="preserve">Code</w:t>
+            </w:r>
+          </w:p>
+        </w:tc>
+        <w:tc>
+          <w:tcPr/>
+          <w:p>
+            <w:pPr>
+              <w:pStyle w:val="Compact"/>
+            </w:pPr>
+            <w:r>
+              <w:t xml:space="preserve">Output</w:t>
+            </w:r>
+          </w:p>
+        </w:tc>
+      </w:tr>
+      <w:tr>
+        <w:tc>
+          <w:tcPr/>
+          <w:p>
+            <w:pPr>
+              <w:pStyle w:val="Compact"/>
+            </w:pPr>
+            <w:r>
+              <w:rPr>
+                <w:rStyle w:val="VerbatimChar"/>
+              </w:rPr>
+              <w:t xml:space="preserve">\providecommand</w:t>
+            </w:r>
+            <w:r>
+              <w:t xml:space="preserve"> </w:t>
+            </w:r>
+            <w:r>
+              <w:t xml:space="preserve">macro (</w:t>
+            </w:r>
+            <w:r>
+              <w:rPr>
+                <w:rStyle w:val="VerbatimChar"/>
+              </w:rPr>
+              <w:t xml:space="preserve">\floor</w:t>
+            </w:r>
+            <w:r>
+              <w:t xml:space="preserve">)</w:t>
+            </w:r>
+          </w:p>
+        </w:tc>
+        <w:tc>
+          <w:tcPr/>
+          <w:p>
+            <w:pPr>
+              <w:pStyle w:val="Compact"/>
+            </w:pPr>
+            <w:r>
+              <w:rPr>
+                <w:rStyle w:val="VerbatimChar"/>
+              </w:rPr>
+              <w:t xml:space="preserve">$\floor{1.2}$</w:t>
+            </w:r>
+          </w:p>
+        </w:tc>
+        <w:tc>
+          <w:tcPr/>
+          <w:p>
+            <w:pPr>
+              <w:pStyle w:val="Compact"/>
+            </w:pPr>
+            <m:oMath>
+              <m:r>
+                <m:t>​</m:t>
+              </m:r>
+              <m:d>
+                <m:dPr>
+                  <m:begChr m:val="⌊"/>
+                  <m:sepChr m:val=""/>
+                  <m:endChr m:val="⌋"/>
+                  <m:grow/>
+                </m:dPr>
+                <m:e>
+                  <m:r>
+                    <m:t>1.2</m:t>
+                  </m:r>
+                </m:e>
+              </m:d>
+              <m:r>
+                <m:t>​</m:t>
+              </m:r>
+            </m:oMath>
+          </w:p>
+        </w:tc>
+      </w:tr>
+      <w:tr>
+        <w:tc>
+          <w:tcPr/>
+          <w:p>
+            <w:pPr>
+              <w:pStyle w:val="Compact"/>
+            </w:pPr>
+            <w:r>
+              <w:rPr>
+                <w:rStyle w:val="VerbatimChar"/>
+              </w:rPr>
+              <w:t xml:space="preserve">\def</w:t>
+            </w:r>
+            <w:r>
+              <w:t xml:space="preserve"> </w:t>
+            </w:r>
+            <w:r>
+              <w:t xml:space="preserve">macro (</w:t>
+            </w:r>
+            <w:r>
+              <w:rPr>
+                <w:rStyle w:val="VerbatimChar"/>
+              </w:rPr>
+              <w:t xml:space="preserve">\a</w:t>
+            </w:r>
+            <w:r>
+              <w:t xml:space="preserve">)</w:t>
+            </w:r>
+          </w:p>
+        </w:tc>
+        <w:tc>
+          <w:tcPr/>
+          <w:p>
+            <w:pPr>
+              <w:pStyle w:val="Compact"/>
+            </w:pPr>
+            <w:r>
+              <w:rPr>
+                <w:rStyle w:val="VerbatimChar"/>
+              </w:rPr>
+              <w:t xml:space="preserve">$\a$</w:t>
+            </w:r>
+          </w:p>
+        </w:tc>
+        <w:tc>
+          <w:tcPr/>
+          <w:p>
+            <w:pPr>
+              <w:pStyle w:val="Compact"/>
+            </w:pPr>
+            <m:oMath>
+              <m:r>
+                <m:t>α</m:t>
+              </m:r>
+            </m:oMath>
+          </w:p>
+        </w:tc>
+      </w:tr>
+    </w:tbl>
+    <w:p>
+      <w:pPr>
+        <w:pStyle w:val="BodyText"/>
+      </w:pPr>
+      <w:r>
+        <w:t xml:space="preserve">In HTML/RevealJS,</w:t>
+      </w:r>
+      <w:r>
+        <w:t xml:space="preserve"> </w:t>
+      </w:r>
+      <w:r>
+        <w:rPr>
+          <w:rStyle w:val="VerbatimChar"/>
+        </w:rPr>
+        <w:t xml:space="preserve">\floor</w:t>
+      </w:r>
+      <w:r>
+        <w:t xml:space="preserve"> </w:t>
+      </w:r>
+      <w:r>
+        <w:t xml:space="preserve">remains unresolved while</w:t>
+      </w:r>
+      <w:r>
+        <w:t xml:space="preserve"> </w:t>
+      </w:r>
+      <w:r>
+        <w:rPr>
+          <w:rStyle w:val="VerbatimChar"/>
+        </w:rPr>
+        <w:t xml:space="preserve">\a</w:t>
+      </w:r>
+      <w:r>
+        <w:t xml:space="preserve"> </w:t>
+      </w:r>
+      <w:r>
+        <w:t xml:space="preserve">renders correctly, showing that</w:t>
+      </w:r>
+      <w:r>
+        <w:t xml:space="preserve"> </w:t>
+      </w:r>
+      <w:r>
+        <w:rPr>
+          <w:rStyle w:val="VerbatimChar"/>
+        </w:rPr>
+        <w:t xml:space="preserve">\providecommand</w:t>
+      </w:r>
+      <w:r>
+        <w:t xml:space="preserve"> </w:t>
+      </w:r>
+      <w:r>
+        <w:t xml:space="preserve">definitions are ignored by MathJax.</w:t>
       </w:r>
     </w:p>
     <w:p>
@@ -416,7 +740,8 @@
         <w:t xml:space="preserve">instead.</w:t>
       </w:r>
     </w:p>
-    <w:bookmarkStart w:id="13" w:name="example-math"/>
+    <w:bookmarkEnd w:id="13"/>
+    <w:bookmarkStart w:id="14" w:name="example-math"/>
     <w:p>
       <w:pPr>
         <w:pStyle w:val="Heading2"/>
@@ -457,7 +782,46 @@
         <w:t xml:space="preserve">macros.qmd</w:t>
       </w:r>
       <w:r>
-        <w:t xml:space="preserve">, which work in all output formats:</w:t>
+        <w:t xml:space="preserve">. These</w:t>
+      </w:r>
+      <w:r>
+        <w:t xml:space="preserve"> </w:t>
+      </w:r>
+      <w:r>
+        <w:rPr>
+          <w:rStyle w:val="VerbatimChar"/>
+        </w:rPr>
+        <w:t xml:space="preserve">\def</w:t>
+      </w:r>
+      <w:r>
+        <w:t xml:space="preserve">-based macros work across all output formats — note that</w:t>
+      </w:r>
+      <w:r>
+        <w:t xml:space="preserve"> </w:t>
+      </w:r>
+      <w:r>
+        <w:rPr>
+          <w:rStyle w:val="VerbatimChar"/>
+        </w:rPr>
+        <w:t xml:space="preserve">\providecommand</w:t>
+      </w:r>
+      <w:r>
+        <w:t xml:space="preserve">-based macros from</w:t>
+      </w:r>
+      <w:r>
+        <w:t xml:space="preserve"> </w:t>
+      </w:r>
+      <w:r>
+        <w:rPr>
+          <w:rStyle w:val="VerbatimChar"/>
+        </w:rPr>
+        <w:t xml:space="preserve">macros.qmd</w:t>
+      </w:r>
+      <w:r>
+        <w:t xml:space="preserve"> </w:t>
+      </w:r>
+      <w:r>
+        <w:t xml:space="preserve">are silently ignored for HTML/RevealJS as noted above:</w:t>
       </w:r>
     </w:p>
     <w:tbl>
@@ -1021,7 +1385,7 @@
         </w:tc>
       </w:tr>
     </w:tbl>
-    <w:bookmarkEnd w:id="13"/>
+    <w:bookmarkEnd w:id="14"/>
     <w:sectPr>
       <w:footnotePr>
         <w:numRestart w:val="eachSect"/>

--- a/pr-preview/pr-33/demo-shortcode.docx
+++ b/pr-preview/pr-33/demo-shortcode.docx
@@ -169,122 +169,11 @@
         <w:t xml:space="preserve">instead.</w:t>
       </w:r>
     </w:p>
+    <w:bookmarkStart w:id="12" w:name="Xd259f2be60516b3848ff2c8d335afa6dfd39396"/>
     <w:p>
       <w:pPr>
-        <w:pStyle w:val="BlockText"/>
+        <w:pStyle w:val="Heading3"/>
       </w:pPr>
-      <w:r>
-        <w:rPr>
-          <w:b/>
-          <w:bCs/>
-        </w:rPr>
-        <w:t xml:space="preserve">Note (MathJax limitations):</w:t>
-      </w:r>
-      <w:r>
-        <w:t xml:space="preserve"> </w:t>
-      </w:r>
-      <w:hyperlink r:id="rId10">
-        <w:r>
-          <w:rPr>
-            <w:rStyle w:val="Hyperlink"/>
-          </w:rPr>
-          <w:t xml:space="preserve">Quarto’s MathJax integration</w:t>
-        </w:r>
-      </w:hyperlink>
-      <w:r>
-        <w:t xml:space="preserve"> </w:t>
-      </w:r>
-      <w:r>
-        <w:t xml:space="preserve">supports</w:t>
-      </w:r>
-      <w:r>
-        <w:t xml:space="preserve"> </w:t>
-      </w:r>
-      <w:r>
-        <w:rPr>
-          <w:rStyle w:val="VerbatimChar"/>
-        </w:rPr>
-        <w:t xml:space="preserve">\def</w:t>
-      </w:r>
-      <w:r>
-        <w:t xml:space="preserve">,</w:t>
-      </w:r>
-      <w:r>
-        <w:t xml:space="preserve"> </w:t>
-      </w:r>
-      <w:r>
-        <w:rPr>
-          <w:rStyle w:val="VerbatimChar"/>
-        </w:rPr>
-        <w:t xml:space="preserve">\newcommand</w:t>
-      </w:r>
-      <w:r>
-        <w:t xml:space="preserve">,</w:t>
-      </w:r>
-      <w:r>
-        <w:t xml:space="preserve"> </w:t>
-      </w:r>
-      <w:r>
-        <w:rPr>
-          <w:rStyle w:val="VerbatimChar"/>
-        </w:rPr>
-        <w:t xml:space="preserve">\renewcommand</w:t>
-      </w:r>
-      <w:r>
-        <w:t xml:space="preserve">,</w:t>
-      </w:r>
-      <w:r>
-        <w:t xml:space="preserve"> </w:t>
-      </w:r>
-      <w:r>
-        <w:rPr>
-          <w:rStyle w:val="VerbatimChar"/>
-        </w:rPr>
-        <w:t xml:space="preserve">\newenvironment</w:t>
-      </w:r>
-      <w:r>
-        <w:t xml:space="preserve">,</w:t>
-      </w:r>
-      <w:r>
-        <w:t xml:space="preserve"> </w:t>
-      </w:r>
-      <w:r>
-        <w:rPr>
-          <w:rStyle w:val="VerbatimChar"/>
-        </w:rPr>
-        <w:t xml:space="preserve">\renewenvironment</w:t>
-      </w:r>
-      <w:r>
-        <w:t xml:space="preserve">, and</w:t>
-      </w:r>
-      <w:r>
-        <w:t xml:space="preserve"> </w:t>
-      </w:r>
-      <w:r>
-        <w:rPr>
-          <w:rStyle w:val="VerbatimChar"/>
-        </w:rPr>
-        <w:t xml:space="preserve">\let</w:t>
-      </w:r>
-      <w:r>
-        <w:t xml:space="preserve"> </w:t>
-      </w:r>
-      <w:r>
-        <w:t xml:space="preserve">— but</w:t>
-      </w:r>
-      <w:r>
-        <w:t xml:space="preserve"> </w:t>
-      </w:r>
-      <w:r>
-        <w:rPr>
-          <w:b/>
-          <w:bCs/>
-        </w:rPr>
-        <w:t xml:space="preserve">not</w:t>
-      </w:r>
-      <w:r>
-        <w:t xml:space="preserve"> </w:t>
-      </w:r>
       <w:r>
         <w:rPr>
           <w:rStyle w:val="VerbatimChar"/>
@@ -292,73 +181,10 @@
         <w:t xml:space="preserve">\providecommand</w:t>
       </w:r>
       <w:r>
-        <w:t xml:space="preserve">. Since</w:t>
-      </w:r>
-      <w:r>
-        <w:t xml:space="preserve"> </w:t>
-      </w:r>
-      <w:r>
-        <w:rPr>
-          <w:rStyle w:val="VerbatimChar"/>
-        </w:rPr>
-        <w:t xml:space="preserve">macros.qmd</w:t>
-      </w:r>
-      <w:r>
-        <w:t xml:space="preserve"> </w:t>
-      </w:r>
-      <w:r>
-        <w:t xml:space="preserve">uses</w:t>
-      </w:r>
-      <w:r>
-        <w:t xml:space="preserve"> </w:t>
-      </w:r>
-      <w:r>
-        <w:rPr>
-          <w:rStyle w:val="VerbatimChar"/>
-        </w:rPr>
-        <w:t xml:space="preserve">\providecommand</w:t>
-      </w:r>
-      <w:r>
-        <w:t xml:space="preserve"> </w:t>
-      </w:r>
-      <w:r>
-        <w:t xml:space="preserve">for many definitions, those macros are silently ignored for HTML/RevealJS output. The example table below uses only</w:t>
-      </w:r>
-      <w:r>
-        <w:t xml:space="preserve"> </w:t>
-      </w:r>
-      <w:r>
-        <w:rPr>
-          <w:rStyle w:val="VerbatimChar"/>
-        </w:rPr>
-        <w:t xml:space="preserve">\def</w:t>
-      </w:r>
-      <w:r>
-        <w:t xml:space="preserve">-based macros, which render correctly in all formats.</w:t>
-      </w:r>
-    </w:p>
-    <w:bookmarkStart w:id="13" w:name="X0465e530a814a9d3ba699384e36576fe6b372bf"/>
-    <w:p>
-      <w:pPr>
-        <w:pStyle w:val="Heading3"/>
-      </w:pPr>
-      <w:r>
-        <w:t xml:space="preserve">Proof that</w:t>
-      </w:r>
-      <w:r>
-        <w:t xml:space="preserve"> </w:t>
-      </w:r>
-      <w:r>
-        <w:rPr>
-          <w:rStyle w:val="VerbatimChar"/>
-        </w:rPr>
-        <w:t xml:space="preserve">\providecommand</w:t>
-      </w:r>
-      <w:r>
-        <w:t xml:space="preserve"> </w:t>
-      </w:r>
-      <w:r>
-        <w:t xml:space="preserve">is ignored in HTML/RevealJS</w:t>
+        <w:t xml:space="preserve"> </w:t>
+      </w:r>
+      <w:r>
+        <w:t xml:space="preserve">behavior in this shortcode demo</w:t>
       </w:r>
     </w:p>
     <w:p>
@@ -613,37 +439,7 @@
         <w:pStyle w:val="BodyText"/>
       </w:pPr>
       <w:r>
-        <w:t xml:space="preserve">In HTML/RevealJS,</w:t>
-      </w:r>
-      <w:r>
-        <w:t xml:space="preserve"> </w:t>
-      </w:r>
-      <w:r>
-        <w:rPr>
-          <w:rStyle w:val="VerbatimChar"/>
-        </w:rPr>
-        <w:t xml:space="preserve">\floor</w:t>
-      </w:r>
-      <w:r>
-        <w:t xml:space="preserve"> </w:t>
-      </w:r>
-      <w:r>
-        <w:t xml:space="preserve">remains unresolved while</w:t>
-      </w:r>
-      <w:r>
-        <w:t xml:space="preserve"> </w:t>
-      </w:r>
-      <w:r>
-        <w:rPr>
-          <w:rStyle w:val="VerbatimChar"/>
-        </w:rPr>
-        <w:t xml:space="preserve">\a</w:t>
-      </w:r>
-      <w:r>
-        <w:t xml:space="preserve"> </w:t>
-      </w:r>
-      <w:r>
-        <w:t xml:space="preserve">renders correctly, showing that</w:t>
+        <w:t xml:space="preserve">In this shortcode demo, both macros render in HTML/RevealJS. So in this setup,</w:t>
       </w:r>
       <w:r>
         <w:t xml:space="preserve"> </w:t>
@@ -658,7 +454,7 @@
         <w:t xml:space="preserve"> </w:t>
       </w:r>
       <w:r>
-        <w:t xml:space="preserve">definitions are ignored by MathJax.</w:t>
+        <w:t xml:space="preserve">from the included source is being handled correctly.</w:t>
       </w:r>
     </w:p>
     <w:p>
@@ -696,7 +492,7 @@
       <w:r>
         <w:t xml:space="preserve"> </w:t>
       </w:r>
-      <w:hyperlink r:id="rId11">
+      <w:hyperlink r:id="rId10">
         <w:r>
           <w:rPr>
             <w:rStyle w:val="Hyperlink"/>
@@ -713,7 +509,7 @@
       <w:r>
         <w:t xml:space="preserve"> </w:t>
       </w:r>
-      <w:hyperlink r:id="rId12">
+      <w:hyperlink r:id="rId11">
         <w:r>
           <w:rPr>
             <w:rStyle w:val="VerbatimChar"/>
@@ -740,8 +536,8 @@
         <w:t xml:space="preserve">instead.</w:t>
       </w:r>
     </w:p>
-    <w:bookmarkEnd w:id="13"/>
-    <w:bookmarkStart w:id="14" w:name="example-math"/>
+    <w:bookmarkEnd w:id="12"/>
+    <w:bookmarkStart w:id="13" w:name="example-math"/>
     <w:p>
       <w:pPr>
         <w:pStyle w:val="Heading2"/>
@@ -782,46 +578,7 @@
         <w:t xml:space="preserve">macros.qmd</w:t>
       </w:r>
       <w:r>
-        <w:t xml:space="preserve">. These</w:t>
-      </w:r>
-      <w:r>
-        <w:t xml:space="preserve"> </w:t>
-      </w:r>
-      <w:r>
-        <w:rPr>
-          <w:rStyle w:val="VerbatimChar"/>
-        </w:rPr>
-        <w:t xml:space="preserve">\def</w:t>
-      </w:r>
-      <w:r>
-        <w:t xml:space="preserve">-based macros work across all output formats — note that</w:t>
-      </w:r>
-      <w:r>
-        <w:t xml:space="preserve"> </w:t>
-      </w:r>
-      <w:r>
-        <w:rPr>
-          <w:rStyle w:val="VerbatimChar"/>
-        </w:rPr>
-        <w:t xml:space="preserve">\providecommand</w:t>
-      </w:r>
-      <w:r>
-        <w:t xml:space="preserve">-based macros from</w:t>
-      </w:r>
-      <w:r>
-        <w:t xml:space="preserve"> </w:t>
-      </w:r>
-      <w:r>
-        <w:rPr>
-          <w:rStyle w:val="VerbatimChar"/>
-        </w:rPr>
-        <w:t xml:space="preserve">macros.qmd</w:t>
-      </w:r>
-      <w:r>
-        <w:t xml:space="preserve"> </w:t>
-      </w:r>
-      <w:r>
-        <w:t xml:space="preserve">are silently ignored for HTML/RevealJS as noted above:</w:t>
+        <w:t xml:space="preserve">. These macros work across all output formats:</w:t>
       </w:r>
     </w:p>
     <w:tbl>
@@ -1385,7 +1142,7 @@
         </w:tc>
       </w:tr>
     </w:tbl>
-    <w:bookmarkEnd w:id="14"/>
+    <w:bookmarkEnd w:id="13"/>
     <w:sectPr>
       <w:footnotePr>
         <w:numRestart w:val="eachSect"/>

--- a/pr-preview/pr-33/demo-shortcode.docx
+++ b/pr-preview/pr-33/demo-shortcode.docx
@@ -169,375 +169,7 @@
         <w:t xml:space="preserve">instead.</w:t>
       </w:r>
     </w:p>
-    <w:bookmarkStart w:id="12" w:name="Xd259f2be60516b3848ff2c8d335afa6dfd39396"/>
-    <w:p>
-      <w:pPr>
-        <w:pStyle w:val="Heading3"/>
-      </w:pPr>
-      <w:r>
-        <w:rPr>
-          <w:rStyle w:val="VerbatimChar"/>
-        </w:rPr>
-        <w:t xml:space="preserve">\providecommand</w:t>
-      </w:r>
-      <w:r>
-        <w:t xml:space="preserve"> </w:t>
-      </w:r>
-      <w:r>
-        <w:t xml:space="preserve">behavior in this shortcode demo</w:t>
-      </w:r>
-    </w:p>
-    <w:p>
-      <w:pPr>
-        <w:pStyle w:val="FirstParagraph"/>
-      </w:pPr>
-      <w:r>
-        <w:t xml:space="preserve">The macro</w:t>
-      </w:r>
-      <w:r>
-        <w:t xml:space="preserve"> </w:t>
-      </w:r>
-      <w:r>
-        <w:rPr>
-          <w:rStyle w:val="VerbatimChar"/>
-        </w:rPr>
-        <w:t xml:space="preserve">\floor</w:t>
-      </w:r>
-      <w:r>
-        <w:t xml:space="preserve"> </w:t>
-      </w:r>
-      <w:r>
-        <w:t xml:space="preserve">in</w:t>
-      </w:r>
-      <w:r>
-        <w:t xml:space="preserve"> </w:t>
-      </w:r>
-      <w:r>
-        <w:rPr>
-          <w:rStyle w:val="VerbatimChar"/>
-        </w:rPr>
-        <w:t xml:space="preserve">macros.qmd</w:t>
-      </w:r>
-      <w:r>
-        <w:t xml:space="preserve"> </w:t>
-      </w:r>
-      <w:r>
-        <w:t xml:space="preserve">is defined with</w:t>
-      </w:r>
-      <w:r>
-        <w:t xml:space="preserve"> </w:t>
-      </w:r>
-      <w:r>
-        <w:rPr>
-          <w:rStyle w:val="VerbatimChar"/>
-        </w:rPr>
-        <w:t xml:space="preserve">\providecommand</w:t>
-      </w:r>
-      <w:r>
-        <w:t xml:space="preserve">. Compare this with a</w:t>
-      </w:r>
-      <w:r>
-        <w:t xml:space="preserve"> </w:t>
-      </w:r>
-      <w:r>
-        <w:rPr>
-          <w:rStyle w:val="VerbatimChar"/>
-        </w:rPr>
-        <w:t xml:space="preserve">\def</w:t>
-      </w:r>
-      <w:r>
-        <w:t xml:space="preserve"> </w:t>
-      </w:r>
-      <w:r>
-        <w:t xml:space="preserve">macro:</w:t>
-      </w:r>
-    </w:p>
-    <w:tbl>
-      <w:tblPr>
-        <w:tblStyle w:val="Table"/>
-        <w:tblW w:type="auto" w:w="0"/>
-        <w:tblLook w:firstRow="1" w:lastRow="0" w:firstColumn="0" w:lastColumn="0" w:noHBand="0" w:noVBand="0" w:val="0020"/>
-      </w:tblPr>
-      <w:tblGrid>
-        <w:gridCol w:w="2640"/>
-        <w:gridCol w:w="2640"/>
-        <w:gridCol w:w="2640"/>
-      </w:tblGrid>
-      <w:tr>
-        <w:trPr>
-          <w:tblHeader w:val="on"/>
-        </w:trPr>
-        <w:tc>
-          <w:tcPr/>
-          <w:p>
-            <w:pPr>
-              <w:pStyle w:val="Compact"/>
-            </w:pPr>
-            <w:r>
-              <w:t xml:space="preserve">Macro type</w:t>
-            </w:r>
-          </w:p>
-        </w:tc>
-        <w:tc>
-          <w:tcPr/>
-          <w:p>
-            <w:pPr>
-              <w:pStyle w:val="Compact"/>
-            </w:pPr>
-            <w:r>
-              <w:t xml:space="preserve">Code</w:t>
-            </w:r>
-          </w:p>
-        </w:tc>
-        <w:tc>
-          <w:tcPr/>
-          <w:p>
-            <w:pPr>
-              <w:pStyle w:val="Compact"/>
-            </w:pPr>
-            <w:r>
-              <w:t xml:space="preserve">Output</w:t>
-            </w:r>
-          </w:p>
-        </w:tc>
-      </w:tr>
-      <w:tr>
-        <w:tc>
-          <w:tcPr/>
-          <w:p>
-            <w:pPr>
-              <w:pStyle w:val="Compact"/>
-            </w:pPr>
-            <w:r>
-              <w:rPr>
-                <w:rStyle w:val="VerbatimChar"/>
-              </w:rPr>
-              <w:t xml:space="preserve">\providecommand</w:t>
-            </w:r>
-            <w:r>
-              <w:t xml:space="preserve"> </w:t>
-            </w:r>
-            <w:r>
-              <w:t xml:space="preserve">macro (</w:t>
-            </w:r>
-            <w:r>
-              <w:rPr>
-                <w:rStyle w:val="VerbatimChar"/>
-              </w:rPr>
-              <w:t xml:space="preserve">\floor</w:t>
-            </w:r>
-            <w:r>
-              <w:t xml:space="preserve">)</w:t>
-            </w:r>
-          </w:p>
-        </w:tc>
-        <w:tc>
-          <w:tcPr/>
-          <w:p>
-            <w:pPr>
-              <w:pStyle w:val="Compact"/>
-            </w:pPr>
-            <w:r>
-              <w:rPr>
-                <w:rStyle w:val="VerbatimChar"/>
-              </w:rPr>
-              <w:t xml:space="preserve">$\floor{1.2}$</w:t>
-            </w:r>
-          </w:p>
-        </w:tc>
-        <w:tc>
-          <w:tcPr/>
-          <w:p>
-            <w:pPr>
-              <w:pStyle w:val="Compact"/>
-            </w:pPr>
-            <m:oMath>
-              <m:r>
-                <m:t>​</m:t>
-              </m:r>
-              <m:d>
-                <m:dPr>
-                  <m:begChr m:val="⌊"/>
-                  <m:sepChr m:val=""/>
-                  <m:endChr m:val="⌋"/>
-                  <m:grow/>
-                </m:dPr>
-                <m:e>
-                  <m:r>
-                    <m:t>1.2</m:t>
-                  </m:r>
-                </m:e>
-              </m:d>
-              <m:r>
-                <m:t>​</m:t>
-              </m:r>
-            </m:oMath>
-          </w:p>
-        </w:tc>
-      </w:tr>
-      <w:tr>
-        <w:tc>
-          <w:tcPr/>
-          <w:p>
-            <w:pPr>
-              <w:pStyle w:val="Compact"/>
-            </w:pPr>
-            <w:r>
-              <w:rPr>
-                <w:rStyle w:val="VerbatimChar"/>
-              </w:rPr>
-              <w:t xml:space="preserve">\def</w:t>
-            </w:r>
-            <w:r>
-              <w:t xml:space="preserve"> </w:t>
-            </w:r>
-            <w:r>
-              <w:t xml:space="preserve">macro (</w:t>
-            </w:r>
-            <w:r>
-              <w:rPr>
-                <w:rStyle w:val="VerbatimChar"/>
-              </w:rPr>
-              <w:t xml:space="preserve">\a</w:t>
-            </w:r>
-            <w:r>
-              <w:t xml:space="preserve">)</w:t>
-            </w:r>
-          </w:p>
-        </w:tc>
-        <w:tc>
-          <w:tcPr/>
-          <w:p>
-            <w:pPr>
-              <w:pStyle w:val="Compact"/>
-            </w:pPr>
-            <w:r>
-              <w:rPr>
-                <w:rStyle w:val="VerbatimChar"/>
-              </w:rPr>
-              <w:t xml:space="preserve">$\a$</w:t>
-            </w:r>
-          </w:p>
-        </w:tc>
-        <w:tc>
-          <w:tcPr/>
-          <w:p>
-            <w:pPr>
-              <w:pStyle w:val="Compact"/>
-            </w:pPr>
-            <m:oMath>
-              <m:r>
-                <m:t>α</m:t>
-              </m:r>
-            </m:oMath>
-          </w:p>
-        </w:tc>
-      </w:tr>
-    </w:tbl>
-    <w:p>
-      <w:pPr>
-        <w:pStyle w:val="BodyText"/>
-      </w:pPr>
-      <w:r>
-        <w:t xml:space="preserve">In this shortcode demo, both macros render in HTML/RevealJS. So in this setup,</w:t>
-      </w:r>
-      <w:r>
-        <w:t xml:space="preserve"> </w:t>
-      </w:r>
-      <w:r>
-        <w:rPr>
-          <w:rStyle w:val="VerbatimChar"/>
-        </w:rPr>
-        <w:t xml:space="preserve">\providecommand</w:t>
-      </w:r>
-      <w:r>
-        <w:t xml:space="preserve"> </w:t>
-      </w:r>
-      <w:r>
-        <w:t xml:space="preserve">from the included source is being handled correctly.</w:t>
-      </w:r>
-    </w:p>
-    <w:p>
-      <w:pPr>
-        <w:pStyle w:val="BlockText"/>
-      </w:pPr>
-      <w:r>
-        <w:rPr>
-          <w:b/>
-          <w:bCs/>
-        </w:rPr>
-        <w:t xml:space="preserve">Note (RevealJS blank slide):</w:t>
-      </w:r>
-      <w:r>
-        <w:t xml:space="preserve"> </w:t>
-      </w:r>
-      <w:r>
-        <w:t xml:space="preserve">Content placed before the first</w:t>
-      </w:r>
-      <w:r>
-        <w:t xml:space="preserve"> </w:t>
-      </w:r>
-      <w:r>
-        <w:rPr>
-          <w:rStyle w:val="VerbatimChar"/>
-        </w:rPr>
-        <w:t xml:space="preserve">##</w:t>
-      </w:r>
-      <w:r>
-        <w:t xml:space="preserve"> </w:t>
-      </w:r>
-      <w:r>
-        <w:t xml:space="preserve">heading in RevealJS output becomes a blank title slide. Since the include shortcode is at the top of this file, RevealJS may show a blank slide before the first section. This is a</w:t>
-      </w:r>
-      <w:r>
-        <w:t xml:space="preserve"> </w:t>
-      </w:r>
-      <w:hyperlink r:id="rId10">
-        <w:r>
-          <w:rPr>
-            <w:rStyle w:val="Hyperlink"/>
-          </w:rPr>
-          <w:t xml:space="preserve">known limitation</w:t>
-        </w:r>
-      </w:hyperlink>
-      <w:r>
-        <w:t xml:space="preserve"> </w:t>
-      </w:r>
-      <w:r>
-        <w:t xml:space="preserve">of the shortcode approach for RevealJS. For RevealJS without a blank slide, use the</w:t>
-      </w:r>
-      <w:r>
-        <w:t xml:space="preserve"> </w:t>
-      </w:r>
-      <w:hyperlink r:id="rId11">
-        <w:r>
-          <w:rPr>
-            <w:rStyle w:val="VerbatimChar"/>
-          </w:rPr>
-          <w:t xml:space="preserve">include-in-header</w:t>
-        </w:r>
-        <w:r>
-          <w:rPr>
-            <w:rStyle w:val="Hyperlink"/>
-          </w:rPr>
-          <w:t xml:space="preserve"> </w:t>
-        </w:r>
-        <w:r>
-          <w:rPr>
-            <w:rStyle w:val="Hyperlink"/>
-          </w:rPr>
-          <w:t xml:space="preserve">strategy</w:t>
-        </w:r>
-      </w:hyperlink>
-      <w:r>
-        <w:t xml:space="preserve"> </w:t>
-      </w:r>
-      <w:r>
-        <w:t xml:space="preserve">instead.</w:t>
-      </w:r>
-    </w:p>
-    <w:bookmarkEnd w:id="12"/>
-    <w:bookmarkStart w:id="13" w:name="example-math"/>
+    <w:bookmarkStart w:id="10" w:name="example-math"/>
     <w:p>
       <w:pPr>
         <w:pStyle w:val="Heading2"/>
@@ -1142,6 +774,374 @@
         </w:tc>
       </w:tr>
     </w:tbl>
+    <w:bookmarkEnd w:id="10"/>
+    <w:bookmarkStart w:id="13" w:name="Xd259f2be60516b3848ff2c8d335afa6dfd39396"/>
+    <w:p>
+      <w:pPr>
+        <w:pStyle w:val="Heading2"/>
+      </w:pPr>
+      <w:r>
+        <w:rPr>
+          <w:rStyle w:val="VerbatimChar"/>
+        </w:rPr>
+        <w:t xml:space="preserve">\providecommand</w:t>
+      </w:r>
+      <w:r>
+        <w:t xml:space="preserve"> </w:t>
+      </w:r>
+      <w:r>
+        <w:t xml:space="preserve">behavior in this shortcode demo</w:t>
+      </w:r>
+    </w:p>
+    <w:p>
+      <w:pPr>
+        <w:pStyle w:val="FirstParagraph"/>
+      </w:pPr>
+      <w:r>
+        <w:t xml:space="preserve">The macro</w:t>
+      </w:r>
+      <w:r>
+        <w:t xml:space="preserve"> </w:t>
+      </w:r>
+      <w:r>
+        <w:rPr>
+          <w:rStyle w:val="VerbatimChar"/>
+        </w:rPr>
+        <w:t xml:space="preserve">\floor</w:t>
+      </w:r>
+      <w:r>
+        <w:t xml:space="preserve"> </w:t>
+      </w:r>
+      <w:r>
+        <w:t xml:space="preserve">in</w:t>
+      </w:r>
+      <w:r>
+        <w:t xml:space="preserve"> </w:t>
+      </w:r>
+      <w:r>
+        <w:rPr>
+          <w:rStyle w:val="VerbatimChar"/>
+        </w:rPr>
+        <w:t xml:space="preserve">macros.qmd</w:t>
+      </w:r>
+      <w:r>
+        <w:t xml:space="preserve"> </w:t>
+      </w:r>
+      <w:r>
+        <w:t xml:space="preserve">is defined with</w:t>
+      </w:r>
+      <w:r>
+        <w:t xml:space="preserve"> </w:t>
+      </w:r>
+      <w:r>
+        <w:rPr>
+          <w:rStyle w:val="VerbatimChar"/>
+        </w:rPr>
+        <w:t xml:space="preserve">\providecommand</w:t>
+      </w:r>
+      <w:r>
+        <w:t xml:space="preserve">. Compare this with a</w:t>
+      </w:r>
+      <w:r>
+        <w:t xml:space="preserve"> </w:t>
+      </w:r>
+      <w:r>
+        <w:rPr>
+          <w:rStyle w:val="VerbatimChar"/>
+        </w:rPr>
+        <w:t xml:space="preserve">\def</w:t>
+      </w:r>
+      <w:r>
+        <w:t xml:space="preserve"> </w:t>
+      </w:r>
+      <w:r>
+        <w:t xml:space="preserve">macro:</w:t>
+      </w:r>
+    </w:p>
+    <w:tbl>
+      <w:tblPr>
+        <w:tblStyle w:val="Table"/>
+        <w:tblW w:type="auto" w:w="0"/>
+        <w:tblLook w:firstRow="1" w:lastRow="0" w:firstColumn="0" w:lastColumn="0" w:noHBand="0" w:noVBand="0" w:val="0020"/>
+      </w:tblPr>
+      <w:tblGrid>
+        <w:gridCol w:w="2640"/>
+        <w:gridCol w:w="2640"/>
+        <w:gridCol w:w="2640"/>
+      </w:tblGrid>
+      <w:tr>
+        <w:trPr>
+          <w:tblHeader w:val="on"/>
+        </w:trPr>
+        <w:tc>
+          <w:tcPr/>
+          <w:p>
+            <w:pPr>
+              <w:pStyle w:val="Compact"/>
+            </w:pPr>
+            <w:r>
+              <w:t xml:space="preserve">Macro type</w:t>
+            </w:r>
+          </w:p>
+        </w:tc>
+        <w:tc>
+          <w:tcPr/>
+          <w:p>
+            <w:pPr>
+              <w:pStyle w:val="Compact"/>
+            </w:pPr>
+            <w:r>
+              <w:t xml:space="preserve">Code</w:t>
+            </w:r>
+          </w:p>
+        </w:tc>
+        <w:tc>
+          <w:tcPr/>
+          <w:p>
+            <w:pPr>
+              <w:pStyle w:val="Compact"/>
+            </w:pPr>
+            <w:r>
+              <w:t xml:space="preserve">Output</w:t>
+            </w:r>
+          </w:p>
+        </w:tc>
+      </w:tr>
+      <w:tr>
+        <w:tc>
+          <w:tcPr/>
+          <w:p>
+            <w:pPr>
+              <w:pStyle w:val="Compact"/>
+            </w:pPr>
+            <w:r>
+              <w:rPr>
+                <w:rStyle w:val="VerbatimChar"/>
+              </w:rPr>
+              <w:t xml:space="preserve">\providecommand</w:t>
+            </w:r>
+            <w:r>
+              <w:t xml:space="preserve"> </w:t>
+            </w:r>
+            <w:r>
+              <w:t xml:space="preserve">macro (</w:t>
+            </w:r>
+            <w:r>
+              <w:rPr>
+                <w:rStyle w:val="VerbatimChar"/>
+              </w:rPr>
+              <w:t xml:space="preserve">\floor</w:t>
+            </w:r>
+            <w:r>
+              <w:t xml:space="preserve">)</w:t>
+            </w:r>
+          </w:p>
+        </w:tc>
+        <w:tc>
+          <w:tcPr/>
+          <w:p>
+            <w:pPr>
+              <w:pStyle w:val="Compact"/>
+            </w:pPr>
+            <w:r>
+              <w:rPr>
+                <w:rStyle w:val="VerbatimChar"/>
+              </w:rPr>
+              <w:t xml:space="preserve">$\floor{1.2}$</w:t>
+            </w:r>
+          </w:p>
+        </w:tc>
+        <w:tc>
+          <w:tcPr/>
+          <w:p>
+            <w:pPr>
+              <w:pStyle w:val="Compact"/>
+            </w:pPr>
+            <m:oMath>
+              <m:r>
+                <m:t>​</m:t>
+              </m:r>
+              <m:d>
+                <m:dPr>
+                  <m:begChr m:val="⌊"/>
+                  <m:sepChr m:val=""/>
+                  <m:endChr m:val="⌋"/>
+                  <m:grow/>
+                </m:dPr>
+                <m:e>
+                  <m:r>
+                    <m:t>1.2</m:t>
+                  </m:r>
+                </m:e>
+              </m:d>
+              <m:r>
+                <m:t>​</m:t>
+              </m:r>
+            </m:oMath>
+          </w:p>
+        </w:tc>
+      </w:tr>
+      <w:tr>
+        <w:tc>
+          <w:tcPr/>
+          <w:p>
+            <w:pPr>
+              <w:pStyle w:val="Compact"/>
+            </w:pPr>
+            <w:r>
+              <w:rPr>
+                <w:rStyle w:val="VerbatimChar"/>
+              </w:rPr>
+              <w:t xml:space="preserve">\def</w:t>
+            </w:r>
+            <w:r>
+              <w:t xml:space="preserve"> </w:t>
+            </w:r>
+            <w:r>
+              <w:t xml:space="preserve">macro (</w:t>
+            </w:r>
+            <w:r>
+              <w:rPr>
+                <w:rStyle w:val="VerbatimChar"/>
+              </w:rPr>
+              <w:t xml:space="preserve">\a</w:t>
+            </w:r>
+            <w:r>
+              <w:t xml:space="preserve">)</w:t>
+            </w:r>
+          </w:p>
+        </w:tc>
+        <w:tc>
+          <w:tcPr/>
+          <w:p>
+            <w:pPr>
+              <w:pStyle w:val="Compact"/>
+            </w:pPr>
+            <w:r>
+              <w:rPr>
+                <w:rStyle w:val="VerbatimChar"/>
+              </w:rPr>
+              <w:t xml:space="preserve">$\a$</w:t>
+            </w:r>
+          </w:p>
+        </w:tc>
+        <w:tc>
+          <w:tcPr/>
+          <w:p>
+            <w:pPr>
+              <w:pStyle w:val="Compact"/>
+            </w:pPr>
+            <m:oMath>
+              <m:r>
+                <m:t>α</m:t>
+              </m:r>
+            </m:oMath>
+          </w:p>
+        </w:tc>
+      </w:tr>
+    </w:tbl>
+    <w:p>
+      <w:pPr>
+        <w:pStyle w:val="BodyText"/>
+      </w:pPr>
+      <w:r>
+        <w:t xml:space="preserve">In this shortcode demo, both macros render in HTML/RevealJS. So in this setup,</w:t>
+      </w:r>
+      <w:r>
+        <w:t xml:space="preserve"> </w:t>
+      </w:r>
+      <w:r>
+        <w:rPr>
+          <w:rStyle w:val="VerbatimChar"/>
+        </w:rPr>
+        <w:t xml:space="preserve">\providecommand</w:t>
+      </w:r>
+      <w:r>
+        <w:t xml:space="preserve"> </w:t>
+      </w:r>
+      <w:r>
+        <w:t xml:space="preserve">from the included source is being handled correctly.</w:t>
+      </w:r>
+    </w:p>
+    <w:p>
+      <w:pPr>
+        <w:pStyle w:val="BlockText"/>
+      </w:pPr>
+      <w:r>
+        <w:rPr>
+          <w:b/>
+          <w:bCs/>
+        </w:rPr>
+        <w:t xml:space="preserve">Note (RevealJS blank slide):</w:t>
+      </w:r>
+      <w:r>
+        <w:t xml:space="preserve"> </w:t>
+      </w:r>
+      <w:r>
+        <w:t xml:space="preserve">Content placed before the first</w:t>
+      </w:r>
+      <w:r>
+        <w:t xml:space="preserve"> </w:t>
+      </w:r>
+      <w:r>
+        <w:rPr>
+          <w:rStyle w:val="VerbatimChar"/>
+        </w:rPr>
+        <w:t xml:space="preserve">##</w:t>
+      </w:r>
+      <w:r>
+        <w:t xml:space="preserve"> </w:t>
+      </w:r>
+      <w:r>
+        <w:t xml:space="preserve">heading in RevealJS output becomes a blank title slide. Since the include shortcode is at the top of this file, RevealJS may show a blank slide before the first section. This is a</w:t>
+      </w:r>
+      <w:r>
+        <w:t xml:space="preserve"> </w:t>
+      </w:r>
+      <w:hyperlink r:id="rId11">
+        <w:r>
+          <w:rPr>
+            <w:rStyle w:val="Hyperlink"/>
+          </w:rPr>
+          <w:t xml:space="preserve">known limitation</w:t>
+        </w:r>
+      </w:hyperlink>
+      <w:r>
+        <w:t xml:space="preserve"> </w:t>
+      </w:r>
+      <w:r>
+        <w:t xml:space="preserve">of the shortcode approach for RevealJS. For RevealJS without a blank slide, use the</w:t>
+      </w:r>
+      <w:r>
+        <w:t xml:space="preserve"> </w:t>
+      </w:r>
+      <w:hyperlink r:id="rId12">
+        <w:r>
+          <w:rPr>
+            <w:rStyle w:val="VerbatimChar"/>
+          </w:rPr>
+          <w:t xml:space="preserve">include-in-header</w:t>
+        </w:r>
+        <w:r>
+          <w:rPr>
+            <w:rStyle w:val="Hyperlink"/>
+          </w:rPr>
+          <w:t xml:space="preserve"> </w:t>
+        </w:r>
+        <w:r>
+          <w:rPr>
+            <w:rStyle w:val="Hyperlink"/>
+          </w:rPr>
+          <w:t xml:space="preserve">strategy</w:t>
+        </w:r>
+      </w:hyperlink>
+      <w:r>
+        <w:t xml:space="preserve"> </w:t>
+      </w:r>
+      <w:r>
+        <w:t xml:space="preserve">instead.</w:t>
+      </w:r>
+    </w:p>
     <w:bookmarkEnd w:id="13"/>
     <w:sectPr>
       <w:footnotePr>
